--- a/content/posts/ai-terms-plain-language/大模型、提示词听不懂？一篇 AI 人话词典讲透.docx
+++ b/content/posts/ai-terms-plain-language/大模型、提示词听不懂？一篇 AI 人话词典讲透.docx
@@ -8,6 +8,45 @@
       </w:pPr>
       <w:r>
         <w:t>大模型、提示词听不懂？一篇 AI 人话词典讲透</w:t>
+      </w:r>
+    </w:p>
+    <w:p>
+      <w:pPr>
+        <w:jc w:val="center"/>
+      </w:pPr>
+      <w:r>
+        <w:drawing>
+          <wp:inline xmlns:a="http://schemas.openxmlformats.org/drawingml/2006/main" xmlns:pic="http://schemas.openxmlformats.org/drawingml/2006/picture">
+            <wp:extent cx="5040000" cy="2835000"/>
+            <wp:docPr id="1" name="Picture 1"/>
+            <wp:cNvGraphicFramePr>
+              <a:graphicFrameLocks noChangeAspect="1"/>
+            </wp:cNvGraphicFramePr>
+            <a:graphic>
+              <a:graphicData uri="http://schemas.openxmlformats.org/drawingml/2006/picture">
+                <pic:pic>
+                  <pic:nvPicPr>
+                    <pic:cNvPr id="0" name="header.png"/>
+                    <pic:cNvPicPr/>
+                  </pic:nvPicPr>
+                  <pic:blipFill>
+                    <a:blip r:embed="rId9"/>
+                    <a:stretch>
+                      <a:fillRect/>
+                    </a:stretch>
+                  </pic:blipFill>
+                  <pic:spPr>
+                    <a:xfrm>
+                      <a:off x="0" y="0"/>
+                      <a:ext cx="5040000" cy="2835000"/>
+                    </a:xfrm>
+                    <a:prstGeom prst="rect"/>
+                  </pic:spPr>
+                </pic:pic>
+              </a:graphicData>
+            </a:graphic>
+          </wp:inline>
+        </w:drawing>
       </w:r>
     </w:p>
     <w:p>
@@ -27,7 +66,7 @@
           <w:color w:val="3C3C3C"/>
           <w:sz w:val="15"/>
         </w:rPr>
-        <w:t>║  📖 看懂 AI 黑话  │  关注 AI技趣星球  │  回复 KXSW 领订阅配置  ║</w:t>
+        <w:t>║  📖 看懂 AI 黑话 │ 关注 AI技趣星球 │ 回复 KXSW 领科学上网订阅  ║</w:t>
       </w:r>
     </w:p>
     <w:p>
@@ -1854,7 +1893,7 @@
           <w:color w:val="505050"/>
           <w:sz w:val="18"/>
         </w:rPr>
-        <w:t>获取订阅配置说明（用于学习试用海外模型）</w:t>
+        <w:t>免费分享科学上网订阅地址（用于学习试用海外模型）</w:t>
       </w:r>
     </w:p>
     <w:p>
@@ -2240,6 +2279,12 @@
               </w:rPr>
               <w:t>KXSW</w:t>
             </w:r>
+            <w:r>
+              <w:rPr>
+                <w:sz w:val="20"/>
+              </w:rPr>
+              <w:t>，免费分享科学上网订阅地址</w:t>
+            </w:r>
           </w:p>
         </w:tc>
       </w:tr>
@@ -2309,7 +2354,7 @@
         <w:rPr>
           <w:i/>
         </w:rPr>
-        <w:t>正文无外链图，知乎/掘金可直接导入本 MD；公众号建议上传 1 张封面后，用 `index.html` 一键复制正文。</w:t>
+        <w:t>正文使用本地图片，知乎/掘金可直接导入本 MD；公众号建议上传头图后，用 `index.html` 一键复制正文。</w:t>
       </w:r>
     </w:p>
     <w:sectPr>

--- a/content/posts/ai-terms-plain-language/大模型、提示词听不懂？一篇 AI 人话词典讲透.docx
+++ b/content/posts/ai-terms-plain-language/大模型、提示词听不懂？一篇 AI 人话词典讲透.docx
@@ -2169,7 +2169,7 @@
               <w:rPr>
                 <w:sz w:val="20"/>
               </w:rPr>
-              <w:t>名词速查图</w:t>
+              <w:t>海外模型试用配置</w:t>
             </w:r>
           </w:p>
         </w:tc>
@@ -2197,80 +2197,6 @@
                 <w:sz w:val="20"/>
               </w:rPr>
               <w:t xml:space="preserve">，回复 </w:t>
-            </w:r>
-            <w:r>
-              <w:rPr>
-                <w:b/>
-                <w:sz w:val="20"/>
-              </w:rPr>
-              <w:t>名词卡</w:t>
-            </w:r>
-          </w:p>
-        </w:tc>
-      </w:tr>
-      <w:tr>
-        <w:tc>
-          <w:tcPr>
-            <w:tcW w:type="dxa" w:w="4320"/>
-          </w:tcPr>
-          <w:p>
-            <w:r/>
-            <w:r>
-              <w:rPr>
-                <w:sz w:val="20"/>
-              </w:rPr>
-              <w:t>AI 工具链接</w:t>
-            </w:r>
-          </w:p>
-        </w:tc>
-        <w:tc>
-          <w:tcPr>
-            <w:tcW w:type="dxa" w:w="4320"/>
-          </w:tcPr>
-          <w:p>
-            <w:r/>
-            <w:r>
-              <w:rPr>
-                <w:sz w:val="20"/>
-              </w:rPr>
-              <w:t xml:space="preserve">回复 </w:t>
-            </w:r>
-            <w:r>
-              <w:rPr>
-                <w:b/>
-                <w:sz w:val="20"/>
-              </w:rPr>
-              <w:t>工具箱</w:t>
-            </w:r>
-          </w:p>
-        </w:tc>
-      </w:tr>
-      <w:tr>
-        <w:tc>
-          <w:tcPr>
-            <w:tcW w:type="dxa" w:w="4320"/>
-          </w:tcPr>
-          <w:p>
-            <w:r/>
-            <w:r>
-              <w:rPr>
-                <w:sz w:val="20"/>
-              </w:rPr>
-              <w:t>海外模型试用配置</w:t>
-            </w:r>
-          </w:p>
-        </w:tc>
-        <w:tc>
-          <w:tcPr>
-            <w:tcW w:type="dxa" w:w="4320"/>
-          </w:tcPr>
-          <w:p>
-            <w:r/>
-            <w:r>
-              <w:rPr>
-                <w:sz w:val="20"/>
-              </w:rPr>
-              <w:t xml:space="preserve">回复 </w:t>
             </w:r>
             <w:r>
               <w:rPr>
@@ -2338,7 +2264,7 @@
     </w:p>
     <w:p>
       <w:r>
-        <w:t>评论区可扔你听懵的词，高频词会收进名词卡。</w:t>
+        <w:t>评论区可扔你听懵的词。等整理成速查图后，再单独开放领取口令。</w:t>
       </w:r>
     </w:p>
     <w:p>

--- a/content/posts/ai-terms-plain-language/大模型、提示词听不懂？一篇 AI 人话词典讲透.docx
+++ b/content/posts/ai-terms-plain-language/大模型、提示词听不懂？一篇 AI 人话词典讲透.docx
@@ -66,7 +66,7 @@
           <w:color w:val="3C3C3C"/>
           <w:sz w:val="15"/>
         </w:rPr>
-        <w:t>║  📖 看懂 AI 黑话 │ 关注 AI技趣星球 │ 回复 KXSW 领科学上网订阅  ║</w:t>
+        <w:t>║  📖 看懂 AI 黑话 │ 关注 AI技趣星球 │ 一起用技术创造乐趣  ║</w:t>
       </w:r>
     </w:p>
     <w:p>
@@ -1806,114 +1806,6 @@
         <w:pStyle w:val="Heading2"/>
       </w:pPr>
       <w:r>
-        <w:t>想试 ChatGPT、Claude？网络环境说明 `⭐⭐`</w:t>
-      </w:r>
-    </w:p>
-    <w:p>
-      <w:r>
-        <w:t xml:space="preserve">国内直连海外 AI，常打不开或一直转圈。这和提示词无关，是 </w:t>
-      </w:r>
-      <w:r>
-        <w:rPr>
-          <w:b/>
-        </w:rPr>
-        <w:t>网络环境</w:t>
-      </w:r>
-      <w:r>
-        <w:t xml:space="preserve"> 问题。</w:t>
-      </w:r>
-    </w:p>
-    <w:p>
-      <w:r>
-        <w:t>常见步骤：</w:t>
-      </w:r>
-      <w:r>
-        <w:rPr>
-          <w:rFonts w:ascii="Consolas" w:hAnsi="Consolas"/>
-          <w:color w:val="505050"/>
-          <w:sz w:val="18"/>
-        </w:rPr>
-        <w:t>装客户端 → 导入订阅配置 → 选节点 → 开开关 → 再打开网页</w:t>
-      </w:r>
-    </w:p>
-    <w:p>
-      <w:pPr>
-        <w:ind w:left="567"/>
-      </w:pPr>
-      <w:r>
-        <w:rPr>
-          <w:i/>
-          <w:color w:val="646464"/>
-          <w:sz w:val="20"/>
-        </w:rPr>
-        <w:t>⚠️ 仅用于 **个人学习新技术、查阅公开资料、体验公开 AI 产品**。请遵守法律法规。配置来源自行甄别。</w:t>
-      </w:r>
-    </w:p>
-    <w:p>
-      <w:r>
-        <w:rPr>
-          <w:b/>
-        </w:rPr>
-        <w:t>领取方式（正文不贴链接）：</w:t>
-      </w:r>
-    </w:p>
-    <w:p>
-      <w:pPr>
-        <w:ind w:left="567"/>
-      </w:pPr>
-      <w:r>
-        <w:rPr>
-          <w:rFonts w:ascii="Consolas" w:hAnsi="Consolas"/>
-          <w:color w:val="505050"/>
-          <w:sz w:val="18"/>
-        </w:rPr>
-        <w:t>关注微信公众号：AI技趣星球</w:t>
-      </w:r>
-    </w:p>
-    <w:p>
-      <w:pPr>
-        <w:ind w:left="567"/>
-      </w:pPr>
-      <w:r>
-        <w:rPr>
-          <w:rFonts w:ascii="Consolas" w:hAnsi="Consolas"/>
-          <w:color w:val="505050"/>
-          <w:sz w:val="18"/>
-        </w:rPr>
-        <w:t>后台回复：KXSW</w:t>
-      </w:r>
-    </w:p>
-    <w:p>
-      <w:pPr>
-        <w:ind w:left="567"/>
-      </w:pPr>
-      <w:r>
-        <w:rPr>
-          <w:rFonts w:ascii="Consolas" w:hAnsi="Consolas"/>
-          <w:color w:val="505050"/>
-          <w:sz w:val="18"/>
-        </w:rPr>
-        <w:t>免费分享科学上网订阅地址（用于学习试用海外模型）</w:t>
-      </w:r>
-    </w:p>
-    <w:p>
-      <w:r>
-        <w:t>KXSW =「科学上网」拼音首字母。请勿在评论区公开链接。</w:t>
-      </w:r>
-    </w:p>
-    <w:p>
-      <w:pPr>
-        <w:jc w:val="center"/>
-      </w:pPr>
-      <w:r>
-        <w:t>──────────────────────────────────────────────────</w:t>
-      </w:r>
-    </w:p>
-    <w:p>
-      <w:pPr>
-        <w:pStyle w:val="Heading2"/>
-      </w:pPr>
-      <w:r>
         <w:t>边界提醒</w:t>
       </w:r>
     </w:p>
@@ -2154,62 +2046,6 @@
                 <w:sz w:val="18"/>
               </w:rPr>
               <w:t>操作</w:t>
-            </w:r>
-          </w:p>
-        </w:tc>
-      </w:tr>
-      <w:tr>
-        <w:tc>
-          <w:tcPr>
-            <w:tcW w:type="dxa" w:w="4320"/>
-          </w:tcPr>
-          <w:p>
-            <w:r/>
-            <w:r>
-              <w:rPr>
-                <w:sz w:val="20"/>
-              </w:rPr>
-              <w:t>海外模型试用配置</w:t>
-            </w:r>
-          </w:p>
-        </w:tc>
-        <w:tc>
-          <w:tcPr>
-            <w:tcW w:type="dxa" w:w="4320"/>
-          </w:tcPr>
-          <w:p>
-            <w:r/>
-            <w:r>
-              <w:rPr>
-                <w:sz w:val="20"/>
-              </w:rPr>
-              <w:t xml:space="preserve">关注 </w:t>
-            </w:r>
-            <w:r>
-              <w:rPr>
-                <w:b/>
-                <w:sz w:val="20"/>
-              </w:rPr>
-              <w:t>AI技趣星球</w:t>
-            </w:r>
-            <w:r>
-              <w:rPr>
-                <w:sz w:val="20"/>
-              </w:rPr>
-              <w:t xml:space="preserve">，回复 </w:t>
-            </w:r>
-            <w:r>
-              <w:rPr>
-                <w:b/>
-                <w:sz w:val="20"/>
-              </w:rPr>
-              <w:t>KXSW</w:t>
-            </w:r>
-            <w:r>
-              <w:rPr>
-                <w:sz w:val="20"/>
-              </w:rPr>
-              <w:t>，免费分享科学上网订阅地址</w:t>
             </w:r>
           </w:p>
         </w:tc>

--- a/content/posts/ai-terms-plain-language/大模型、提示词听不懂？一篇 AI 人话词典讲透.docx
+++ b/content/posts/ai-terms-plain-language/大模型、提示词听不懂？一篇 AI 人话词典讲透.docx
@@ -110,17 +110,7 @@
     </w:p>
     <w:p>
       <w:r>
-        <w:t xml:space="preserve">上一篇聊了 </w:t>
-      </w:r>
-      <w:r>
-        <w:rPr>
-          <w:color w:val="0563C1"/>
-          <w:u w:val="single"/>
-        </w:rPr>
-        <w:t>AI 能帮普通人做什么</w:t>
-      </w:r>
-      <w:r>
-        <w:t>。这篇是系列第二篇：</w:t>
+        <w:t>上一篇聊了 AI 能帮普通人做什么。这篇是系列第二篇：</w:t>
       </w:r>
       <w:r>
         <w:rPr>
@@ -1985,140 +1975,6 @@
         <w:t>再出 1 道选择题考我是否听懂。</w:t>
       </w:r>
     </w:p>
-    <w:p>
-      <w:pPr>
-        <w:jc w:val="center"/>
-      </w:pPr>
-      <w:r>
-        <w:t>──────────────────────────────────────────────────</w:t>
-      </w:r>
-    </w:p>
-    <w:p>
-      <w:pPr>
-        <w:pStyle w:val="Heading2"/>
-      </w:pPr>
-      <w:r>
-        <w:t>关注 · 领取 · 转发</w:t>
-      </w:r>
-    </w:p>
-    <w:tbl>
-      <w:tblPr>
-        <w:tblStyle w:val="LightGrid-Accent1"/>
-        <w:tblW w:type="auto" w:w="0"/>
-        <w:jc w:val="center"/>
-        <w:tblLook w:firstColumn="1" w:firstRow="1" w:lastColumn="0" w:lastRow="0" w:noHBand="0" w:noVBand="1" w:val="04A0"/>
-      </w:tblPr>
-      <w:tblGrid>
-        <w:gridCol w:w="4320"/>
-        <w:gridCol w:w="4320"/>
-      </w:tblGrid>
-      <w:tr>
-        <w:tc>
-          <w:tcPr>
-            <w:tcW w:type="dxa" w:w="4320"/>
-          </w:tcPr>
-          <w:p>
-            <w:pPr>
-              <w:jc w:val="center"/>
-            </w:pPr>
-            <w:r/>
-            <w:r>
-              <w:rPr>
-                <w:b/>
-                <w:sz w:val="18"/>
-              </w:rPr>
-              <w:t>你需要</w:t>
-            </w:r>
-          </w:p>
-        </w:tc>
-        <w:tc>
-          <w:tcPr>
-            <w:tcW w:type="dxa" w:w="4320"/>
-          </w:tcPr>
-          <w:p>
-            <w:pPr>
-              <w:jc w:val="center"/>
-            </w:pPr>
-            <w:r/>
-            <w:r>
-              <w:rPr>
-                <w:b/>
-                <w:sz w:val="18"/>
-              </w:rPr>
-              <w:t>操作</w:t>
-            </w:r>
-          </w:p>
-        </w:tc>
-      </w:tr>
-      <w:tr>
-        <w:tc>
-          <w:tcPr>
-            <w:tcW w:type="dxa" w:w="4320"/>
-          </w:tcPr>
-          <w:p>
-            <w:r/>
-            <w:r>
-              <w:rPr>
-                <w:sz w:val="20"/>
-              </w:rPr>
-              <w:t>上一篇</w:t>
-            </w:r>
-          </w:p>
-        </w:tc>
-        <w:tc>
-          <w:tcPr>
-            <w:tcW w:type="dxa" w:w="4320"/>
-          </w:tcPr>
-          <w:p>
-            <w:r/>
-            <w:r>
-              <w:rPr>
-                <w:color w:val="0563C1"/>
-                <w:sz w:val="20"/>
-                <w:u w:val="single"/>
-              </w:rPr>
-              <w:t>AI 对普通人能做什么？</w:t>
-            </w:r>
-          </w:p>
-        </w:tc>
-      </w:tr>
-    </w:tbl>
-    <w:p/>
-    <w:p>
-      <w:r>
-        <w:t xml:space="preserve">觉得这篇帮你听懂了 AI 黑话，欢迎 </w:t>
-      </w:r>
-      <w:r>
-        <w:rPr>
-          <w:b/>
-        </w:rPr>
-        <w:t>转发</w:t>
-      </w:r>
-      <w:r>
-        <w:t xml:space="preserve"> 给那个总在点头、其实没听懂的朋友。</w:t>
-      </w:r>
-    </w:p>
-    <w:p>
-      <w:r>
-        <w:t>评论区可扔你听懵的词。等整理成速查图后，再单独开放领取口令。</w:t>
-      </w:r>
-    </w:p>
-    <w:p>
-      <w:pPr>
-        <w:jc w:val="center"/>
-      </w:pPr>
-      <w:r>
-        <w:t>──────────────────────────────────────────────────</w:t>
-      </w:r>
-    </w:p>
-    <w:p>
-      <w:r>
-        <w:rPr>
-          <w:i/>
-        </w:rPr>
-        <w:t>正文使用本地图片，知乎/掘金可直接导入本 MD；公众号建议上传头图后，用 `index.html` 一键复制正文。</w:t>
-      </w:r>
-    </w:p>
     <w:sectPr>
       <w:pgSz w:w="12240" w:h="15840"/>
       <w:pgMar w:top="1440" w:right="1800" w:bottom="1440" w:left="1800" w:header="720" w:footer="720" w:gutter="0"/>
